--- a/chat_export.docx
+++ b/chat_export.docx
@@ -218,6 +218,122 @@
     <w:p>
       <w:r>
         <w:t>You have already introduced yourself as Matthew, a third-year Computer Engineering student. If you would like me to provide further assistance related to your course or studies, please let me know how I can help.</w:t>
+      </w:r>
+    </w:p>
+    <w:p/>
+    <w:p>
+      <w:r>
+        <w:t>USER:</w:t>
+      </w:r>
+    </w:p>
+    <w:p/>
+    <w:p/>
+    <w:p>
+      <w:r>
+        <w:t>ASSISTANT:</w:t>
+      </w:r>
+    </w:p>
+    <w:p/>
+    <w:p/>
+    <w:p>
+      <w:r>
+        <w:t>USER:</w:t>
+      </w:r>
+    </w:p>
+    <w:p/>
+    <w:p/>
+    <w:p>
+      <w:r>
+        <w:t>ASSISTANT:</w:t>
+      </w:r>
+    </w:p>
+    <w:p/>
+    <w:p/>
+    <w:p>
+      <w:r>
+        <w:t>USER:</w:t>
+      </w:r>
+    </w:p>
+    <w:p>
+      <w:r>
+        <w:t>Hello, I'm Matthew a 3rd yr Computer Engineering Student</w:t>
+      </w:r>
+    </w:p>
+    <w:p/>
+    <w:p>
+      <w:r>
+        <w:t>ASSISTANT:</w:t>
+      </w:r>
+    </w:p>
+    <w:p>
+      <w:r>
+        <w:t>You have already introduced yourself as Matthew, a third-year Computer Engineering student. If you need any specific assistance with your course or studies, please feel free to ask.</w:t>
+      </w:r>
+    </w:p>
+    <w:p/>
+    <w:p>
+      <w:r>
+        <w:t>USER:</w:t>
+      </w:r>
+    </w:p>
+    <w:p>
+      <w:r>
+        <w:t xml:space="preserve">What career path should I pursue based on my course? </w:t>
+      </w:r>
+    </w:p>
+    <w:p/>
+    <w:p>
+      <w:r>
+        <w:t>ASSISTANT:</w:t>
+      </w:r>
+    </w:p>
+    <w:p>
+      <w:r>
+        <w:t>A Computer Engineering degree typically prepares you for various roles in the technology industry such as software engineering, hardware design, computer systems analysis, and embedded systems development. You may also consider a path in research or academia if you're interested in advancing technology or teaching. Depending on your interests, you could focus on areas like artificial intelligence, cybersecurity, networking, or robotics. Consider exploring internships and networking opportunities to identify the area that best aligns with your skills and passions.</w:t>
+      </w:r>
+    </w:p>
+    <w:p/>
+    <w:p>
+      <w:r>
+        <w:t>USER:</w:t>
+      </w:r>
+    </w:p>
+    <w:p>
+      <w:r>
+        <w:t>i want to be like it support</w:t>
+      </w:r>
+    </w:p>
+    <w:p/>
+    <w:p>
+      <w:r>
+        <w:t>ASSISTANT:</w:t>
+      </w:r>
+    </w:p>
+    <w:p>
+      <w:r>
+        <w:t>If you're interested in IT support, look into roles such as help desk technician, technical support specialist, or systems administrator. These positions involve troubleshooting hardware and software issues, providing customer support, maintaining networks, and ensuring system security and performance. You can gain practical experience by participating in internships, joining tech clubs at school, or pursuing certifications like CompTIA A+, Network+, and Security+. Networking with industry professionals is also beneficial for discovering opportunities in IT support.</w:t>
+      </w:r>
+    </w:p>
+    <w:p/>
+    <w:p>
+      <w:r>
+        <w:t>USER:</w:t>
+      </w:r>
+    </w:p>
+    <w:p>
+      <w:r>
+        <w:t xml:space="preserve">What other tools can I use for being it support ?  </w:t>
+      </w:r>
+    </w:p>
+    <w:p/>
+    <w:p>
+      <w:r>
+        <w:t>ASSISTANT:</w:t>
+      </w:r>
+    </w:p>
+    <w:p>
+      <w:r>
+        <w:t>For IT support, you may consider using remote access software like LogMeIn or TeamViewer to assist users remotely. Ticketing systems such as ServiceNow or Freshdesk are helpful for managing and tracking support requests. Documentation platforms like Confluence by Atlassian can be used to maintain knowledge bases and troubleshooting guides. Additionally, learning tools like Spiceworks, SolarWinds, or Nagios can help monitor your network's performance and identify potential issues.</w:t>
       </w:r>
     </w:p>
     <w:p/>
